--- a/export/docx/docs/39_37_功能扩展交付报告.docx
+++ b/export/docx/docs/39_37_功能扩展交付报告.docx
@@ -2751,7 +2751,7 @@
         </w:rPr>
         <w:t>http://pdm-api.10.167.2.175.nip.io:32231/pdm-api/console</w:t>
         <w:br/>
-        <w:t>账号 pdmadmin / Diting2026!</w:t>
+        <w:t>账号 pdmadmin / 3r5P-ygrg-WAcK-W0yB-Vz1q</w:t>
       </w:r>
     </w:p>
     <w:p>
